--- a/MANUAL.docx
+++ b/MANUAL.docx
@@ -1136,7 +1136,7 @@
     </w:p>
     <w:p>
       <w:r>
-        <w:t>• Motor WhisperX V30: Alineación fonética con precisión de ±30ms.</w:t>
+        <w:t>• Motor WhisperX Versión 1.0: Alineación fonética con precisión de ±30ms.</w:t>
       </w:r>
     </w:p>
     <w:p>
@@ -1157,6 +1157,65 @@
     <w:p>
       <w:r>
         <w:t>• Diccionario Geográfico: Integración de 1,120 calles de Tarija para capitalización automática.</w:t>
+      </w:r>
+    </w:p>
+    <w:p>
+      <w:r>
+        <w:br w:type="page"/>
+      </w:r>
+    </w:p>
+    <w:p>
+      <w:pPr>
+        <w:pStyle w:val="Ttulo1"/>
+      </w:pPr>
+      <w:r>
+        <w:t>CONFIGURACIÓN DEL TOKEN (HUGGING FACE)</w:t>
+      </w:r>
+    </w:p>
+    <w:p>
+      <w:r>
+        <w:t>Para que el sistema pueda identificar voces automáticamente (Diarización), es obligatorio configurar un Token de acceso de Hugging Face. Este proceso es GRATUITO y solo se realiza una vez.</w:t>
+      </w:r>
+    </w:p>
+    <w:p>
+      <w:pPr>
+        <w:pStyle w:val="Ttulo2"/>
+      </w:pPr>
+      <w:r>
+        <w:t>Pasos para obtener el Token:</w:t>
+      </w:r>
+    </w:p>
+    <w:p>
+      <w:r>
+        <w:t>• Cree una cuenta gratuita en https://huggingface.co</w:t>
+      </w:r>
+    </w:p>
+    <w:p>
+      <w:r>
+        <w:t>• Inicie sesión y acepte las condiciones de uso en: https://huggingface.co/pyannote/speaker-diarization-3.1</w:t>
+      </w:r>
+    </w:p>
+    <w:p>
+      <w:r>
+        <w:t>• Vaya a su Perfil &gt; Settings &gt; Access Tokens.</w:t>
+      </w:r>
+    </w:p>
+    <w:p>
+      <w:r>
+        <w:t>• Haga clic en New token (Tipo Read) y copie el código generado.</w:t>
+      </w:r>
+    </w:p>
+    <w:p>
+      <w:pPr>
+        <w:pStyle w:val="Ttulo2"/>
+      </w:pPr>
+      <w:r>
+        <w:t>Ingreso en el Programa:</w:t>
+      </w:r>
+    </w:p>
+    <w:p>
+      <w:r>
+        <w:t>Haga clic en el icono de engranaje (⚙) en la parte superior de la aplicación. Pegue el código copiado y presione Guardar.</w:t>
       </w:r>
     </w:p>
     <w:sectPr>

--- a/MANUAL.docx
+++ b/MANUAL.docx
@@ -1216,6 +1216,25 @@
     <w:p>
       <w:r>
         <w:t>Haga clic en el icono de engranaje (⚙) en la parte superior de la aplicación. Pegue el código copiado y presione Guardar.</w:t>
+      </w:r>
+    </w:p>
+    <w:p>
+      <w:r>
+        <w:br/>
+        <w:t>9️⃣ Personalización del Vocabulario</w:t>
+      </w:r>
+    </w:p>
+    <w:p>
+      <w:r>
+        <w:t>El sistema utiliza diccionarios inteligentes para mejorar la precisión:</w:t>
+        <w:br/>
+        <w:t>- Nombres y Apellidos: Se pueden añadir nuevos nombres en utils/person_names.json.</w:t>
+        <w:br/>
+        <w:t>- Calles y Barrios: Los nombres de las calles de Tarija se gestionan en utils/tarija_streets.json.</w:t>
+        <w:br/>
+        <w:t>- Instituciones: El sistema reconoce automáticamente las siglas y entidades locales.</w:t>
+        <w:br/>
+        <w:t>💡 Nota: Solo se recomienda editar estos archivos si es necesario añadir vocabulario muy específico.</w:t>
       </w:r>
     </w:p>
     <w:sectPr>

--- a/MANUAL.docx
+++ b/MANUAL.docx
@@ -1220,21 +1220,12 @@
     </w:p>
     <w:p>
       <w:r>
-        <w:br/>
-        <w:t>9️⃣ Personalización del Vocabulario</w:t>
-      </w:r>
-    </w:p>
-    <w:p>
-      <w:r>
-        <w:t>El sistema utiliza diccionarios inteligentes para mejorar la precisión:</w:t>
-        <w:br/>
-        <w:t>- Nombres y Apellidos: Se pueden añadir nuevos nombres en utils/person_names.json.</w:t>
-        <w:br/>
-        <w:t>- Calles y Barrios: Los nombres de las calles de Tarija se gestionan en utils/tarija_streets.json.</w:t>
-        <w:br/>
-        <w:t>- Instituciones: El sistema reconoce automáticamente las siglas y entidades locales.</w:t>
-        <w:br/>
-        <w:t>💡 Nota: Solo se recomienda editar estos archivos si es necesario añadir vocabulario muy específico.</w:t>
+        <w:t>9️⃣ Personalización del Vocabulario (Alcance Nacional)</w:t>
+      </w:r>
+    </w:p>
+    <w:p>
+      <w:r>
+        <w:t>- Nombres y Apellidos: Base de datos de 934 nombres comunes en Bolivia (utils/person_names.json).</w:t>
       </w:r>
     </w:p>
     <w:sectPr>

--- a/MANUAL.docx
+++ b/MANUAL.docx
@@ -1169,6 +1169,7 @@
         <w:pStyle w:val="Ttulo1"/>
       </w:pPr>
       <w:r>
+        <w:lastRenderedPageBreak/>
         <w:t>CONFIGURACIÓN DEL TOKEN (HUGGING FACE)</w:t>
       </w:r>
     </w:p>
@@ -1226,6 +1227,68 @@
     <w:p>
       <w:r>
         <w:t>- Nombres y Apellidos: Base de datos de 934 nombres comunes en Bolivia (utils/person_names.json).</w:t>
+      </w:r>
+    </w:p>
+    <w:p/>
+    <w:p>
+      <w:pPr>
+        <w:pStyle w:val="Ttulo1"/>
+      </w:pPr>
+      <w:r>
+        <w:t>Funcionalidad de Arrastre (Drag &amp; Drop)</w:t>
+      </w:r>
+    </w:p>
+    <w:p>
+      <w:pPr>
+        <w:jc w:val="both"/>
+      </w:pPr>
+      <w:r>
+        <w:rPr>
+          <w:rFonts w:ascii="Arial" w:hAnsi="Arial"/>
+        </w:rPr>
+        <w:t>Para agilizar el flujo de trabajo institucional, la versión V1.0 permite seleccionar la carpeta de audios simplemente arrastrándola desde el explorador de Windows hacia la aplicación.</w:t>
+      </w:r>
+    </w:p>
+    <w:p>
+      <w:r>
+        <w:rPr>
+          <w:rFonts w:ascii="Arial" w:hAnsi="Arial"/>
+          <w:b/>
+        </w:rPr>
+        <w:br/>
+        <w:t>Pasos para utilizar esta función:</w:t>
+      </w:r>
+    </w:p>
+    <w:p>
+      <w:r>
+        <w:rPr>
+          <w:rFonts w:ascii="Arial" w:hAnsi="Arial"/>
+        </w:rPr>
+        <w:t>- Localice la carpeta que contiene los audios de la entrevista en su explorador de archivos.</w:t>
+      </w:r>
+    </w:p>
+    <w:p>
+      <w:r>
+        <w:rPr>
+          <w:rFonts w:ascii="Arial" w:hAnsi="Arial"/>
+        </w:rPr>
+        <w:t>- Haga clic sobre la carpeta y, sin soltar el botón, arrástrela hacia el campo "Carpeta de audios" de la aplicación.</w:t>
+      </w:r>
+    </w:p>
+    <w:p>
+      <w:r>
+        <w:rPr>
+          <w:rFonts w:ascii="Arial" w:hAnsi="Arial"/>
+        </w:rPr>
+        <w:t>- Suelte la carpeta. El sistema cargará automáticamente la ruta completa y le informará en la consola de eventos.</w:t>
+      </w:r>
+    </w:p>
+    <w:p>
+      <w:r>
+        <w:rPr>
+          <w:rFonts w:ascii="Arial" w:hAnsi="Arial"/>
+        </w:rPr>
+        <w:t>- Nota: Si arrastra un archivo de audio individual, el sistema seleccionará automáticamente la carpeta que lo contiene para facilitar la búsqueda masiva.</w:t>
       </w:r>
     </w:p>
     <w:sectPr>
@@ -2898,6 +2961,7 @@
   <w:style w:type="character" w:default="1" w:styleId="Fuentedeprrafopredeter">
     <w:name w:val="Default Paragraph Font"/>
     <w:uiPriority w:val="1"/>
+    <w:semiHidden/>
     <w:unhideWhenUsed/>
   </w:style>
   <w:style w:type="table" w:default="1" w:styleId="Tablanormal">

--- a/MANUAL.docx
+++ b/MANUAL.docx
@@ -121,13 +121,7 @@
         </w:numPr>
       </w:pPr>
       <w:r>
-        <w:t>Haga doble clic en:</w:t>
-      </w:r>
-      <w:r>
-        <w:t xml:space="preserve"> </w:t>
-      </w:r>
-      <w:r>
-        <w:t>iniciar.vbs</w:t>
+        <w:t>Haga doble clic en: Transcriptor.exe</w:t>
       </w:r>
     </w:p>
     <w:p>
@@ -1053,7 +1047,7 @@
         </w:numPr>
       </w:pPr>
       <w:r>
-        <w:t>Utilizar ejecutar.bat solo bajo indicación técnica</w:t>
+        <w:t>Utilizar Transcriptor.exe solo bajo indicación técnica</w:t>
       </w:r>
     </w:p>
     <w:p>

--- a/MANUAL.docx
+++ b/MANUAL.docx
@@ -121,13 +121,7 @@
         </w:numPr>
       </w:pPr>
       <w:r>
-        <w:t>Haga doble clic en:</w:t>
-      </w:r>
-      <w:r>
-        <w:t xml:space="preserve"> </w:t>
-      </w:r>
-      <w:r>
-        <w:t>iniciar.vbs</w:t>
+        <w:t>Haga doble clic en: Transcriptor.exe</w:t>
       </w:r>
     </w:p>
     <w:p>
@@ -496,11 +490,9 @@
             <w:hideMark/>
           </w:tcPr>
           <w:p>
-            <w:proofErr w:type="spellStart"/>
             <w:r>
               <w:t>small</w:t>
             </w:r>
-            <w:proofErr w:type="spellEnd"/>
           </w:p>
         </w:tc>
         <w:tc>
@@ -528,11 +520,9 @@
             <w:hideMark/>
           </w:tcPr>
           <w:p>
-            <w:proofErr w:type="spellStart"/>
             <w:r>
               <w:t>medium</w:t>
             </w:r>
-            <w:proofErr w:type="spellEnd"/>
           </w:p>
         </w:tc>
         <w:tc>
@@ -1053,7 +1043,7 @@
         </w:numPr>
       </w:pPr>
       <w:r>
-        <w:t>Utilizar ejecutar.bat solo bajo indicación técnica</w:t>
+        <w:t>Utilizar Transcriptor.exe solo bajo indicación técnica</w:t>
       </w:r>
     </w:p>
     <w:p>
@@ -1284,11 +1274,75 @@
       </w:r>
     </w:p>
     <w:p>
-      <w:r>
+      <w:pPr>
         <w:rPr>
           <w:rFonts w:ascii="Arial" w:hAnsi="Arial"/>
         </w:rPr>
+      </w:pPr>
+      <w:r>
+        <w:rPr>
+          <w:rFonts w:ascii="Arial" w:hAnsi="Arial"/>
+        </w:rPr>
         <w:t>- Nota: Si arrastra un archivo de audio individual, el sistema seleccionará automáticamente la carpeta que lo contiene para facilitar la búsqueda masiva.</w:t>
+      </w:r>
+    </w:p>
+    <w:p>
+      <w:pPr>
+        <w:rPr>
+          <w:rFonts w:ascii="Arial" w:hAnsi="Arial"/>
+        </w:rPr>
+      </w:pPr>
+    </w:p>
+    <w:p>
+      <w:pPr>
+        <w:jc w:val="both"/>
+        <w:rPr>
+          <w:rFonts w:ascii="Arial" w:hAnsi="Arial" w:cs="Arial"/>
+        </w:rPr>
+      </w:pPr>
+      <w:r>
+        <w:rPr>
+          <w:rFonts w:ascii="Arial" w:hAnsi="Arial" w:cs="Arial"/>
+        </w:rPr>
+        <w:t>"Verificación de Integridad: El sistema Transcriptor cuenta con una firma digital SHA256 autorizada.</w:t>
+      </w:r>
+    </w:p>
+    <w:p>
+      <w:pPr>
+        <w:jc w:val="both"/>
+        <w:rPr>
+          <w:rFonts w:ascii="Arial" w:hAnsi="Arial" w:cs="Arial"/>
+        </w:rPr>
+      </w:pPr>
+      <w:r>
+        <w:rPr>
+          <w:rFonts w:ascii="Arial" w:hAnsi="Arial" w:cs="Arial"/>
+        </w:rPr>
+        <w:t>Para verificar la autenticidad del software, haga clic derecho sobre el archivo Transcriptor.exe, seleccione</w:t>
+      </w:r>
+      <w:r>
+        <w:rPr>
+          <w:rFonts w:ascii="Arial" w:hAnsi="Arial" w:cs="Arial"/>
+        </w:rPr>
+        <w:t xml:space="preserve"> </w:t>
+      </w:r>
+      <w:r>
+        <w:rPr>
+          <w:rFonts w:ascii="Arial" w:hAnsi="Arial" w:cs="Arial"/>
+        </w:rPr>
+        <w:t xml:space="preserve">'Propiedades' y diríjase a la pestaña 'Firmas Digitales'. Deberá figurar </w:t>
+      </w:r>
+      <w:r>
+        <w:rPr>
+          <w:rFonts w:ascii="Arial" w:hAnsi="Arial" w:cs="Arial"/>
+        </w:rPr>
+        <w:t>la firma digital, y el autor</w:t>
+      </w:r>
+      <w:r>
+        <w:rPr>
+          <w:rFonts w:ascii="Arial" w:hAnsi="Arial" w:cs="Arial"/>
+        </w:rPr>
+        <w:t xml:space="preserve"> como firmante verificado con sello de tiempo institucional."</w:t>
       </w:r>
     </w:p>
     <w:sectPr>

--- a/MANUAL.docx
+++ b/MANUAL.docx
@@ -1343,6 +1343,78 @@
           <w:rFonts w:ascii="Arial" w:hAnsi="Arial" w:cs="Arial"/>
         </w:rPr>
         <w:t xml:space="preserve"> como firmante verificado con sello de tiempo institucional."</w:t>
+      </w:r>
+    </w:p>
+    <w:p>
+      <w:r>
+        <w:br w:type="page"/>
+      </w:r>
+    </w:p>
+    <w:p>
+      <w:pPr>
+        <w:jc w:val="center"/>
+      </w:pPr>
+      <w:r>
+        <w:rPr>
+          <w:rFonts w:ascii="Arial" w:hAnsi="Arial"/>
+          <w:b/>
+          <w:color w:val="023047"/>
+          <w:sz w:val="32"/>
+        </w:rPr>
+        <w:t>🚀 INSTRUCCIONES DE INSTALACIÓN MODULAR</w:t>
+      </w:r>
+    </w:p>
+    <w:p>
+      <w:r>
+        <w:rPr>
+          <w:b/>
+        </w:rPr>
+        <w:br/>
+        <w:t>Para garantizar una instalación eficiente de los componentes de Inteligencia Artificial (IA), siga estos pasos obligatorios:</w:t>
+        <w:br/>
+        <w:br/>
+      </w:r>
+    </w:p>
+    <w:p>
+      <w:r>
+        <w:t xml:space="preserve">1. </w:t>
+      </w:r>
+      <w:r>
+        <w:rPr>
+          <w:b/>
+        </w:rPr>
+        <w:t xml:space="preserve">Instalación Base: </w:t>
+      </w:r>
+      <w:r>
+        <w:t>Ejecute 'Transcriptor_Setup_Base.exe' para instalar la estructura del programa en C:\Transcriptor.</w:t>
+      </w:r>
+    </w:p>
+    <w:p>
+      <w:r>
+        <w:t xml:space="preserve">2. </w:t>
+      </w:r>
+      <w:r>
+        <w:rPr>
+          <w:b/>
+        </w:rPr>
+        <w:t xml:space="preserve">Copia del Motor (CRÍTICO): </w:t>
+      </w:r>
+      <w:r>
+        <w:t>Copie las carpetas 'whisper_env' y 'models_cache' desde su disco de distribución a la carpeta de instalación (C:\Transcriptor).</w:t>
+      </w:r>
+    </w:p>
+    <w:p>
+      <w:r>
+        <w:t xml:space="preserve">3. </w:t>
+      </w:r>
+      <w:r>
+        <w:rPr>
+          <w:b/>
+        </w:rPr>
+        <w:t xml:space="preserve">Inicio: </w:t>
+      </w:r>
+      <w:r>
+        <w:t>Use el acceso directo del escritorio para iniciar el sistema.</w:t>
       </w:r>
     </w:p>
     <w:sectPr>

--- a/MANUAL.docx
+++ b/MANUAL.docx
@@ -1387,6 +1387,78 @@
       </w:r>
       <w:r>
         <w:t>Ejecute 'Transcriptor_Setup_Base.exe' para instalar la estructura del programa en C:\Transcriptor.</w:t>
+      </w:r>
+    </w:p>
+    <w:p>
+      <w:r>
+        <w:t xml:space="preserve">2. </w:t>
+      </w:r>
+      <w:r>
+        <w:rPr>
+          <w:b/>
+        </w:rPr>
+        <w:t xml:space="preserve">Copia del Motor (CRÍTICO): </w:t>
+      </w:r>
+      <w:r>
+        <w:t>Copie las carpetas 'whisper_env' y 'models_cache' desde su disco de distribución a la carpeta de instalación (C:\Transcriptor).</w:t>
+      </w:r>
+    </w:p>
+    <w:p>
+      <w:r>
+        <w:t xml:space="preserve">3. </w:t>
+      </w:r>
+      <w:r>
+        <w:rPr>
+          <w:b/>
+        </w:rPr>
+        <w:t xml:space="preserve">Inicio: </w:t>
+      </w:r>
+      <w:r>
+        <w:t>Use el acceso directo del escritorio para iniciar el sistema.</w:t>
+      </w:r>
+    </w:p>
+    <w:p>
+      <w:r>
+        <w:br w:type="page"/>
+      </w:r>
+    </w:p>
+    <w:p>
+      <w:pPr>
+        <w:jc w:val="center"/>
+      </w:pPr>
+      <w:r>
+        <w:rPr>
+          <w:rFonts w:ascii="Arial" w:hAnsi="Arial"/>
+          <w:b/>
+          <w:color w:val="023047"/>
+          <w:sz w:val="32"/>
+        </w:rPr>
+        <w:t>🚀 INSTRUCCIONES DE INSTALACIÓN MODULAR</w:t>
+      </w:r>
+    </w:p>
+    <w:p>
+      <w:r>
+        <w:rPr>
+          <w:b/>
+        </w:rPr>
+        <w:br/>
+        <w:t>Para garantizar una instalación eficiente de los componentes de Inteligencia Artificial (IA), siga estos pasos obligatorios:</w:t>
+        <w:br/>
+        <w:br/>
+      </w:r>
+    </w:p>
+    <w:p>
+      <w:r>
+        <w:t xml:space="preserve">1. </w:t>
+      </w:r>
+      <w:r>
+        <w:rPr>
+          <w:b/>
+        </w:rPr>
+        <w:t xml:space="preserve">Instalación Base: </w:t>
+      </w:r>
+      <w:r>
+        <w:t>Ejecute 'Transcriptor_Setup.exe' para instalar la estructura del programa en C:\Transcriptor.</w:t>
       </w:r>
     </w:p>
     <w:p>

--- a/MANUAL.docx
+++ b/MANUAL.docx
@@ -1361,6 +1361,7 @@
           <w:color w:val="023047"/>
           <w:sz w:val="32"/>
         </w:rPr>
+        <w:lastRenderedPageBreak/>
         <w:t>🚀 INSTRUCCIONES DE INSTALACIÓN MODULAR</w:t>
       </w:r>
     </w:p>
@@ -1371,7 +1372,17 @@
         </w:rPr>
         <w:br/>
         <w:t>Para garantizar una instalación eficiente de los componentes de Inteligencia Artificial (IA), siga estos pasos obligatorios:</w:t>
+      </w:r>
+      <w:r>
+        <w:rPr>
+          <w:b/>
+        </w:rPr>
         <w:br/>
+      </w:r>
+      <w:r>
+        <w:rPr>
+          <w:b/>
+        </w:rPr>
         <w:br/>
       </w:r>
     </w:p>
@@ -1386,7 +1397,7 @@
         <w:t xml:space="preserve">Instalación Base: </w:t>
       </w:r>
       <w:r>
-        <w:t>Ejecute 'Transcriptor_Setup_Base.exe' para instalar la estructura del programa en C:\Transcriptor.</w:t>
+        <w:t>Ejecute 'Transcriptor_Setup.exe' para instalar la estructura del programa en C:\Transcriptor.</w:t>
       </w:r>
     </w:p>
     <w:p>
@@ -1433,6 +1444,7 @@
           <w:color w:val="023047"/>
           <w:sz w:val="32"/>
         </w:rPr>
+        <w:lastRenderedPageBreak/>
         <w:t>🚀 INSTRUCCIONES DE INSTALACIÓN MODULAR</w:t>
       </w:r>
     </w:p>
@@ -1443,7 +1455,17 @@
         </w:rPr>
         <w:br/>
         <w:t>Para garantizar una instalación eficiente de los componentes de Inteligencia Artificial (IA), siga estos pasos obligatorios:</w:t>
+      </w:r>
+      <w:r>
+        <w:rPr>
+          <w:b/>
+        </w:rPr>
         <w:br/>
+      </w:r>
+      <w:r>
+        <w:rPr>
+          <w:b/>
+        </w:rPr>
         <w:br/>
       </w:r>
     </w:p>
